--- a/00-首页/题组Word/综合模拟卷/综合模拟卷V-学生版.docx
+++ b/00-首页/题组Word/综合模拟卷/综合模拟卷V-学生版.docx
@@ -9008,15 +9008,31 @@
         <w:rPr>
           <w:rFonts w:ascii="Times New Roman" w:hAnsi="Times New Roman" w:eastAsia="Times New Roman" w:cs="Times New Roman"/>
         </w:rPr>
-        <w:t xml:space="preserve"> Ca</w:t>
-      </w:r>
-      <w:r>
-        <w:rPr>
-          <w:rFonts w:ascii="Times New Roman" w:hAnsi="Times New Roman" w:eastAsia="Times New Roman" w:cs="Times New Roman"/>
-          <w:vertAlign w:val="superscript"/>
-        </w:rPr>
-        <w:t>2+</w:t>
-      </w:r>
+        <w:t xml:space="preserve"> </w:t>
+      </w:r>
+      <m:oMath>
+        <m:r>
+          <m:t>C</m:t>
+        </m:r>
+        <m:sSup>
+          <m:e>
+            <m:r>
+              <m:t>a</m:t>
+            </m:r>
+          </m:e>
+          <m:sup>
+            <m:r>
+              <m:t>2</m:t>
+            </m:r>
+            <m:r>
+              <m:rPr>
+                <m:sty m:val="p"/>
+              </m:rPr>
+              <m:t>+</m:t>
+            </m:r>
+          </m:sup>
+        </m:sSup>
+      </m:oMath>
       <w:r>
         <w:rPr>
           <w:rFonts w:ascii="Times New Roman" w:hAnsi="Times New Roman" w:eastAsia="Times New Roman" w:cs="Times New Roman"/>
@@ -9199,15 +9215,28 @@
         <w:rPr>
           <w:rFonts w:ascii="Times New Roman" w:hAnsi="Times New Roman" w:eastAsia="Times New Roman" w:cs="Times New Roman"/>
         </w:rPr>
-        <w:t xml:space="preserve"> Na</w:t>
-      </w:r>
-      <w:r>
-        <w:rPr>
-          <w:rFonts w:ascii="Times New Roman" w:hAnsi="Times New Roman" w:eastAsia="Times New Roman" w:cs="Times New Roman"/>
-          <w:vertAlign w:val="superscript"/>
-        </w:rPr>
-        <w:t>+</w:t>
-      </w:r>
+        <w:t xml:space="preserve"> </w:t>
+      </w:r>
+      <m:oMath>
+        <m:r>
+          <m:t>N</m:t>
+        </m:r>
+        <m:sSup>
+          <m:e>
+            <m:r>
+              <m:t>a</m:t>
+            </m:r>
+          </m:e>
+          <m:sup>
+            <m:r>
+              <m:rPr>
+                <m:sty m:val="p"/>
+              </m:rPr>
+              <m:t>+</m:t>
+            </m:r>
+          </m:sup>
+        </m:sSup>
+      </m:oMath>
       <w:r>
         <w:rPr>
           <w:rFonts w:ascii="Times New Roman" w:hAnsi="Times New Roman" w:eastAsia="Times New Roman" w:cs="Times New Roman"/>
@@ -9248,15 +9277,28 @@
         <w:rPr>
           <w:rFonts w:ascii="Times New Roman" w:hAnsi="Times New Roman" w:eastAsia="Times New Roman" w:cs="Times New Roman"/>
         </w:rPr>
-        <w:t xml:space="preserve"> Na</w:t>
-      </w:r>
-      <w:r>
-        <w:rPr>
-          <w:rFonts w:ascii="Times New Roman" w:hAnsi="Times New Roman" w:eastAsia="Times New Roman" w:cs="Times New Roman"/>
-          <w:vertAlign w:val="superscript"/>
-        </w:rPr>
-        <w:t>+</w:t>
-      </w:r>
+        <w:t xml:space="preserve"> </w:t>
+      </w:r>
+      <m:oMath>
+        <m:r>
+          <m:t>N</m:t>
+        </m:r>
+        <m:sSup>
+          <m:e>
+            <m:r>
+              <m:t>a</m:t>
+            </m:r>
+          </m:e>
+          <m:sup>
+            <m:r>
+              <m:rPr>
+                <m:sty m:val="p"/>
+              </m:rPr>
+              <m:t>+</m:t>
+            </m:r>
+          </m:sup>
+        </m:sSup>
+      </m:oMath>
       <w:r>
         <w:rPr>
           <w:rFonts w:ascii="Times New Roman" w:hAnsi="Times New Roman" w:eastAsia="Times New Roman" w:cs="Times New Roman"/>
@@ -9379,15 +9421,28 @@
         <w:rPr>
           <w:rFonts w:ascii="Times New Roman" w:hAnsi="Times New Roman" w:eastAsia="Times New Roman" w:cs="Times New Roman"/>
         </w:rPr>
-        <w:t xml:space="preserve"> Na</w:t>
-      </w:r>
-      <w:r>
-        <w:rPr>
-          <w:rFonts w:ascii="Times New Roman" w:hAnsi="Times New Roman" w:eastAsia="Times New Roman" w:cs="Times New Roman"/>
-          <w:vertAlign w:val="superscript"/>
-        </w:rPr>
-        <w:t>+</w:t>
-      </w:r>
+        <w:t xml:space="preserve"> </w:t>
+      </w:r>
+      <m:oMath>
+        <m:r>
+          <m:t>N</m:t>
+        </m:r>
+        <m:sSup>
+          <m:e>
+            <m:r>
+              <m:t>a</m:t>
+            </m:r>
+          </m:e>
+          <m:sup>
+            <m:r>
+              <m:rPr>
+                <m:sty m:val="p"/>
+              </m:rPr>
+              <m:t>+</m:t>
+            </m:r>
+          </m:sup>
+        </m:sSup>
+      </m:oMath>
       <w:r>
         <w:rPr>
           <w:rFonts w:ascii="Times New Roman" w:hAnsi="Times New Roman" w:eastAsia="Times New Roman" w:cs="Times New Roman"/>
@@ -9440,15 +9495,28 @@
         <w:rPr>
           <w:rFonts w:ascii="Times New Roman" w:hAnsi="Times New Roman" w:eastAsia="Times New Roman" w:cs="Times New Roman"/>
         </w:rPr>
-        <w:t xml:space="preserve"> Na</w:t>
-      </w:r>
-      <w:r>
-        <w:rPr>
-          <w:rFonts w:ascii="Times New Roman" w:hAnsi="Times New Roman" w:eastAsia="Times New Roman" w:cs="Times New Roman"/>
-          <w:vertAlign w:val="superscript"/>
-        </w:rPr>
-        <w:t>+</w:t>
-      </w:r>
+        <w:t xml:space="preserve"> </w:t>
+      </w:r>
+      <m:oMath>
+        <m:r>
+          <m:t>N</m:t>
+        </m:r>
+        <m:sSup>
+          <m:e>
+            <m:r>
+              <m:t>a</m:t>
+            </m:r>
+          </m:e>
+          <m:sup>
+            <m:r>
+              <m:rPr>
+                <m:sty m:val="p"/>
+              </m:rPr>
+              <m:t>+</m:t>
+            </m:r>
+          </m:sup>
+        </m:sSup>
+      </m:oMath>
       <w:r>
         <w:rPr>
           <w:rFonts w:ascii="Times New Roman" w:hAnsi="Times New Roman" w:eastAsia="Times New Roman" w:cs="Times New Roman"/>
@@ -10699,12 +10767,63 @@
         </w:rPr>
         <w:t xml:space="preserve"> </w:t>
       </w:r>
-      <w:r>
-        <w:rPr>
-          <w:rFonts w:ascii="Times New Roman" w:hAnsi="Times New Roman" w:eastAsia="Times New Roman" w:cs="Times New Roman"/>
-        </w:rPr>
-        <w:t xml:space="preserve">${ \sf C } _ { 1 1 } { \sf H } _ { 1 0 } 0 )$</w:t>
-      </w:r>
+      <m:oMath>
+        <m:oMathPr>
+          <m:ctrlPr>
+            <w:rPr>
+              <w:sz w:val="28"/>
+              <w:szCs w:val="28"/>
+            </w:rPr>
+          </m:ctrlPr>
+        </m:oMathPr>
+        <m:sSub>
+          <m:e>
+            <m:r>
+              <m:rPr>
+                <m:scr m:val="sans-serif"/>
+                <m:sty m:val="p"/>
+              </m:rPr>
+              <m:t>C</m:t>
+            </m:r>
+          </m:e>
+          <m:sub>
+            <m:r>
+              <m:t>1</m:t>
+            </m:r>
+            <m:r>
+              <m:t>1</m:t>
+            </m:r>
+          </m:sub>
+        </m:sSub>
+        <m:sSub>
+          <m:e>
+            <m:r>
+              <m:rPr>
+                <m:scr m:val="sans-serif"/>
+                <m:sty m:val="p"/>
+              </m:rPr>
+              <m:t>H</m:t>
+            </m:r>
+          </m:e>
+          <m:sub>
+            <m:r>
+              <m:t>1</m:t>
+            </m:r>
+            <m:r>
+              <m:t>0</m:t>
+            </m:r>
+          </m:sub>
+        </m:sSub>
+        <m:r>
+          <m:t>0</m:t>
+        </m:r>
+        <m:r>
+          <m:rPr>
+            <m:sty m:val="p"/>
+          </m:rPr>
+          <m:t>)</m:t>
+        </m:r>
+      </m:oMath>
       <w:r>
         <w:rPr>
           <w:rFonts w:ascii="Times New Roman" w:hAnsi="Times New Roman" w:eastAsia="Times New Roman" w:cs="Times New Roman"/>
@@ -15041,7 +15160,7 @@
     <ns0:name ns0:val="Verbatim Char"/>
     <ns0:basedOn ns0:val="BodyTextChar"/>
     <ns0:rPr>
-      <ns0:rFonts ns0:ascii="Times New Roman" ns0:cs="Times New Roman" ns0:eastAsia="FangSong" ns0:hAnsi="Times New Roman"/>
+      <ns0:rFonts ns0:ascii="SimSun" ns0:cs="SimSun" ns0:eastAsia="SimSun" ns0:hAnsi="SimSun"/>
       <ns0:b ns0:val="0"/>
       <ns0:sz ns0:val="20"/>
     </ns0:rPr>
@@ -15095,7 +15214,7 @@
       <w:wordWrap w:val="off"/>
     </w:pPr>
     <ns0:rPr>
-      <w:rFonts ns0:ascii="Times New Roman" ns0:hAnsi="Times New Roman" ns0:eastAsia="FangSong" ns0:cs="Times New Roman"/>
+      <w:rFonts ns0:ascii="SimSun" ns0:hAnsi="SimSun" ns0:eastAsia="SimSun" ns0:cs="SimSun"/>
     </ns0:rPr>
   </w:style>
   <w:style w:type="character" w:customStyle="1" w:styleId="KeywordTok">

--- a/00-首页/题组Word/综合模拟卷/综合模拟卷V-学生版.docx
+++ b/00-首页/题组Word/综合模拟卷/综合模拟卷V-学生版.docx
@@ -10780,7 +10780,6 @@
           <m:e>
             <m:r>
               <m:rPr>
-                <m:scr m:val="sans-serif"/>
                 <m:sty m:val="p"/>
               </m:rPr>
               <m:t>C</m:t>
@@ -10788,10 +10787,10 @@
           </m:e>
           <m:sub>
             <m:r>
-              <m:t>1</m:t>
-            </m:r>
-            <m:r>
-              <m:t>1</m:t>
+              <m:rPr>
+                <m:sty m:val="p"/>
+              </m:rPr>
+              <m:t>11</m:t>
             </m:r>
           </m:sub>
         </m:sSub>
@@ -10799,7 +10798,6 @@
           <m:e>
             <m:r>
               <m:rPr>
-                <m:scr m:val="sans-serif"/>
                 <m:sty m:val="p"/>
               </m:rPr>
               <m:t>H</m:t>
@@ -10807,29 +10805,20 @@
           </m:e>
           <m:sub>
             <m:r>
-              <m:t>1</m:t>
-            </m:r>
-            <m:r>
-              <m:t>0</m:t>
+              <m:rPr>
+                <m:sty m:val="p"/>
+              </m:rPr>
+              <m:t>10</m:t>
             </m:r>
           </m:sub>
         </m:sSub>
         <m:r>
-          <m:t>0</m:t>
-        </m:r>
-        <m:r>
-          <m:rPr>
-            <m:sty m:val="p"/>
-          </m:rPr>
-          <m:t>)</m:t>
+          <m:rPr>
+            <m:sty m:val="p"/>
+          </m:rPr>
+          <m:t>O</m:t>
         </m:r>
       </m:oMath>
-      <w:r>
-        <w:rPr>
-          <w:rFonts w:ascii="Times New Roman" w:hAnsi="Times New Roman" w:eastAsia="Times New Roman" w:cs="Times New Roman"/>
-        </w:rPr>
-        <w:t xml:space="preserve"> </w:t>
-      </w:r>
       <w:r>
         <w:rPr>
           <w:rFonts w:hint="eastAsia" w:ascii="Times New Roman" w:hAnsi="Times New Roman" w:eastAsia="Times New Roman" w:cs="Times New Roman"/>
@@ -10879,7 +10868,6 @@
           <m:e>
             <m:r>
               <m:rPr>
-                <m:scr m:val="sans-serif"/>
                 <m:sty m:val="p"/>
               </m:rPr>
               <m:t>C</m:t>
@@ -10887,10 +10875,10 @@
           </m:e>
           <m:sub>
             <m:r>
-              <m:t>2</m:t>
-            </m:r>
-            <m:r>
-              <m:t>1</m:t>
+              <m:rPr>
+                <m:sty m:val="p"/>
+              </m:rPr>
+              <m:t>21</m:t>
             </m:r>
           </m:sub>
         </m:sSub>
@@ -10898,7 +10886,6 @@
           <m:e>
             <m:r>
               <m:rPr>
-                <m:scr m:val="sans-serif"/>
                 <m:sty m:val="p"/>
               </m:rPr>
               <m:t>H</m:t>
@@ -10906,10 +10893,10 @@
           </m:e>
           <m:sub>
             <m:r>
-              <m:t>2</m:t>
-            </m:r>
-            <m:r>
-              <m:t>5</m:t>
+              <m:rPr>
+                <m:sty m:val="p"/>
+              </m:rPr>
+              <m:t>25</m:t>
             </m:r>
           </m:sub>
         </m:sSub>
@@ -10917,7 +10904,6 @@
           <m:e>
             <m:r>
               <m:rPr>
-                <m:scr m:val="sans-serif"/>
                 <m:sty m:val="p"/>
               </m:rPr>
               <m:t>N</m:t>
@@ -10925,6 +10911,9 @@
           </m:e>
           <m:sub>
             <m:r>
+              <m:rPr>
+                <m:sty m:val="p"/>
+              </m:rPr>
               <m:t>2</m:t>
             </m:r>
           </m:sub>
@@ -10933,7 +10922,6 @@
           <m:e>
             <m:r>
               <m:rPr>
-                <m:scr m:val="sans-serif"/>
                 <m:sty m:val="p"/>
               </m:rPr>
               <m:t>O</m:t>
@@ -10941,37 +10929,26 @@
           </m:e>
           <m:sub>
             <m:r>
+              <m:rPr>
+                <m:sty m:val="p"/>
+              </m:rPr>
               <m:t>8</m:t>
             </m:r>
           </m:sub>
         </m:sSub>
         <m:r>
           <m:rPr>
-            <m:scr m:val="sans-serif"/>
             <m:sty m:val="p"/>
           </m:rPr>
           <m:t>P</m:t>
         </m:r>
         <m:r>
           <m:rPr>
-            <m:scr m:val="sans-serif"/>
             <m:sty m:val="p"/>
           </m:rPr>
           <m:t>S</m:t>
         </m:r>
-        <m:r>
-          <m:rPr>
-            <m:sty m:val="p"/>
-          </m:rPr>
-          <m:t>)</m:t>
-        </m:r>
       </m:oMath>
-      <w:r>
-        <w:rPr>
-          <w:rFonts w:ascii="Times New Roman" w:hAnsi="Times New Roman" w:eastAsia="Times New Roman" w:cs="Times New Roman"/>
-        </w:rPr>
-        <w:t xml:space="preserve"> </w:t>
-      </w:r>
       <w:r>
         <w:rPr>
           <w:rFonts w:hint="eastAsia" w:ascii="Times New Roman" w:hAnsi="Times New Roman" w:eastAsia="Times New Roman" w:cs="Times New Roman"/>
@@ -11530,16 +11507,6 @@
           <w:rFonts w:ascii="Times New Roman" w:hAnsi="Times New Roman" w:eastAsia="Times New Roman" w:cs="Times New Roman"/>
         </w:rPr>
         <w:t xml:space="preserve"> 3。</w:t>
-      </w:r>
-    </w:p>
-    <w:p>
-      <w:pPr>
-        <w:spacing w:before="160" w:after="80"/>
-      </w:pPr>
-      <w:r>
-        <w:pict>
-          <v:rect style="width:0;height:1.5pt" o:hralign="center" o:hrstd="t" o:hr="t"/>
-        </w:pict>
       </w:r>
     </w:p>
     <w:bookmarkEnd w:id="50"/>

--- a/00-首页/题组Word/综合模拟卷/综合模拟卷V-学生版.docx
+++ b/00-首页/题组Word/综合模拟卷/综合模拟卷V-学生版.docx
@@ -176,17 +176,58 @@
     <w:p>
       <w:pPr>
         <w:pStyle w:val="BodyText"/>
-      </w:pPr>
-      <w:r>
-        <w:rPr>
-          <w:rFonts w:ascii="Times New Roman" w:hAnsi="Times New Roman" w:eastAsia="Times New Roman" w:cs="Times New Roman"/>
-        </w:rPr>
-        <w:t xml:space="preserve">A. Na B. Li C. Be D. Mg</w:t>
+        <w:ind w:left="480" w:hanging="480"/>
+        <w:spacing w:after="0"/>
+      </w:pPr>
+      <w:r>
+        <w:rPr>
+          <w:rFonts w:ascii="Times New Roman" w:hAnsi="Times New Roman" w:eastAsia="Times New Roman" w:cs="Times New Roman"/>
+        </w:rPr>
+        <w:t xml:space="preserve">A. Na </w:t>
       </w:r>
     </w:p>
     <w:p>
       <w:pPr>
         <w:pStyle w:val="BodyText"/>
+        <w:ind w:left="480" w:hanging="480"/>
+        <w:spacing w:before="0" w:after="0"/>
+      </w:pPr>
+      <w:r>
+        <w:rPr>
+          <w:rFonts w:ascii="Times New Roman" w:hAnsi="Times New Roman" w:eastAsia="Times New Roman" w:cs="Times New Roman"/>
+        </w:rPr>
+        <w:t xml:space="preserve">B. Li </w:t>
+      </w:r>
+    </w:p>
+    <w:p>
+      <w:pPr>
+        <w:pStyle w:val="BodyText"/>
+        <w:ind w:left="480" w:hanging="480"/>
+        <w:spacing w:before="0" w:after="0"/>
+      </w:pPr>
+      <w:r>
+        <w:rPr>
+          <w:rFonts w:ascii="Times New Roman" w:hAnsi="Times New Roman" w:eastAsia="Times New Roman" w:cs="Times New Roman"/>
+        </w:rPr>
+        <w:t xml:space="preserve">C. Be </w:t>
+      </w:r>
+    </w:p>
+    <w:p>
+      <w:pPr>
+        <w:pStyle w:val="BodyText"/>
+        <w:ind w:left="480" w:hanging="480"/>
+        <w:spacing w:before="0" w:after="180"/>
+      </w:pPr>
+      <w:r>
+        <w:rPr>
+          <w:rFonts w:ascii="Times New Roman" w:hAnsi="Times New Roman" w:eastAsia="Times New Roman" w:cs="Times New Roman"/>
+        </w:rPr>
+        <w:t xml:space="preserve">D. Mg</w:t>
+      </w:r>
+    </w:p>
+    <w:p>
+      <w:pPr>
+        <w:pStyle w:val="BodyText"/>
       </w:pPr>
       <w:r>
         <w:rPr>
@@ -234,17 +275,58 @@
     <w:p>
       <w:pPr>
         <w:pStyle w:val="BodyText"/>
-      </w:pPr>
-      <w:r>
-        <w:rPr>
-          <w:rFonts w:ascii="Times New Roman" w:hAnsi="Times New Roman" w:eastAsia="Times New Roman" w:cs="Times New Roman"/>
-        </w:rPr>
-        <w:t xml:space="preserve">A. Be B. Li C. Ba D. Cs</w:t>
+        <w:ind w:left="480" w:hanging="480"/>
+        <w:spacing w:after="0"/>
+      </w:pPr>
+      <w:r>
+        <w:rPr>
+          <w:rFonts w:ascii="Times New Roman" w:hAnsi="Times New Roman" w:eastAsia="Times New Roman" w:cs="Times New Roman"/>
+        </w:rPr>
+        <w:t xml:space="preserve">A. Be </w:t>
       </w:r>
     </w:p>
     <w:p>
       <w:pPr>
         <w:pStyle w:val="BodyText"/>
+        <w:ind w:left="480" w:hanging="480"/>
+        <w:spacing w:before="0" w:after="0"/>
+      </w:pPr>
+      <w:r>
+        <w:rPr>
+          <w:rFonts w:ascii="Times New Roman" w:hAnsi="Times New Roman" w:eastAsia="Times New Roman" w:cs="Times New Roman"/>
+        </w:rPr>
+        <w:t xml:space="preserve">B. Li </w:t>
+      </w:r>
+    </w:p>
+    <w:p>
+      <w:pPr>
+        <w:pStyle w:val="BodyText"/>
+        <w:ind w:left="480" w:hanging="480"/>
+        <w:spacing w:before="0" w:after="0"/>
+      </w:pPr>
+      <w:r>
+        <w:rPr>
+          <w:rFonts w:ascii="Times New Roman" w:hAnsi="Times New Roman" w:eastAsia="Times New Roman" w:cs="Times New Roman"/>
+        </w:rPr>
+        <w:t xml:space="preserve">C. Ba </w:t>
+      </w:r>
+    </w:p>
+    <w:p>
+      <w:pPr>
+        <w:pStyle w:val="BodyText"/>
+        <w:ind w:left="480" w:hanging="480"/>
+        <w:spacing w:before="0" w:after="180"/>
+      </w:pPr>
+      <w:r>
+        <w:rPr>
+          <w:rFonts w:ascii="Times New Roman" w:hAnsi="Times New Roman" w:eastAsia="Times New Roman" w:cs="Times New Roman"/>
+        </w:rPr>
+        <w:t xml:space="preserve">D. Cs</w:t>
+      </w:r>
+    </w:p>
+    <w:p>
+      <w:pPr>
+        <w:pStyle w:val="BodyText"/>
       </w:pPr>
       <w:r>
         <w:rPr>
@@ -280,6 +362,8 @@
     <w:p>
       <w:pPr>
         <w:pStyle w:val="BodyText"/>
+        <w:ind w:left="480" w:hanging="480"/>
+        <w:spacing w:after="0"/>
       </w:pPr>
       <w:r>
         <w:rPr>
@@ -343,6 +427,13 @@
         </w:rPr>
         <w:t xml:space="preserve"> </w:t>
       </w:r>
+    </w:p>
+    <w:p>
+      <w:pPr>
+        <w:pStyle w:val="BodyText"/>
+        <w:ind w:left="480" w:hanging="480"/>
+        <w:spacing w:before="0" w:after="0"/>
+      </w:pPr>
       <w:r>
         <w:rPr>
           <w:rFonts w:ascii="Times New Roman" w:hAnsi="Times New Roman" w:eastAsia="Times New Roman" w:cs="Times New Roman"/>
@@ -393,6 +484,13 @@
         </w:rPr>
         <w:t xml:space="preserve"> </w:t>
       </w:r>
+    </w:p>
+    <w:p>
+      <w:pPr>
+        <w:pStyle w:val="BodyText"/>
+        <w:ind w:left="480" w:hanging="480"/>
+        <w:spacing w:before="0" w:after="0"/>
+      </w:pPr>
       <w:r>
         <w:rPr>
           <w:rFonts w:ascii="Times New Roman" w:hAnsi="Times New Roman" w:eastAsia="Times New Roman" w:cs="Times New Roman"/>
@@ -455,6 +553,13 @@
         </w:rPr>
         <w:t xml:space="preserve"> </w:t>
       </w:r>
+    </w:p>
+    <w:p>
+      <w:pPr>
+        <w:pStyle w:val="BodyText"/>
+        <w:ind w:left="480" w:hanging="480"/>
+        <w:spacing w:before="0" w:after="180"/>
+      </w:pPr>
       <w:r>
         <w:rPr>
           <w:rFonts w:ascii="Times New Roman" w:hAnsi="Times New Roman" w:eastAsia="Times New Roman" w:cs="Times New Roman"/>
@@ -550,13 +655,64 @@
     <w:p>
       <w:pPr>
         <w:pStyle w:val="BodyText"/>
-      </w:pPr>
-      <w:r>
-        <w:rPr>
-          <w:rFonts w:ascii="Times New Roman" w:hAnsi="Times New Roman" w:eastAsia="Times New Roman" w:cs="Times New Roman"/>
-        </w:rPr>
-        <w:t xml:space="preserve">A. Li B. K C. Na D. Cs</w:t>
-      </w:r>
+        <w:ind w:left="480" w:hanging="480"/>
+        <w:spacing w:after="0"/>
+      </w:pPr>
+      <w:r>
+        <w:rPr>
+          <w:rFonts w:ascii="Times New Roman" w:hAnsi="Times New Roman" w:eastAsia="Times New Roman" w:cs="Times New Roman"/>
+        </w:rPr>
+        <w:t xml:space="preserve">A. Li </w:t>
+      </w:r>
+    </w:p>
+    <w:p>
+      <w:pPr>
+        <w:pStyle w:val="BodyText"/>
+        <w:ind w:left="480" w:hanging="480"/>
+        <w:spacing w:before="0" w:after="0"/>
+      </w:pPr>
+      <w:r>
+        <w:rPr>
+          <w:rFonts w:ascii="Times New Roman" w:hAnsi="Times New Roman" w:eastAsia="Times New Roman" w:cs="Times New Roman"/>
+        </w:rPr>
+        <w:t xml:space="preserve">B. K </w:t>
+      </w:r>
+    </w:p>
+    <w:p>
+      <w:pPr>
+        <w:pStyle w:val="BodyText"/>
+        <w:ind w:left="480" w:hanging="480"/>
+        <w:spacing w:before="0" w:after="0"/>
+      </w:pPr>
+      <w:r>
+        <w:rPr>
+          <w:rFonts w:ascii="Times New Roman" w:hAnsi="Times New Roman" w:eastAsia="Times New Roman" w:cs="Times New Roman"/>
+        </w:rPr>
+        <w:t xml:space="preserve">C. Na </w:t>
+      </w:r>
+    </w:p>
+    <w:p>
+      <w:pPr>
+        <w:pStyle w:val="BodyText"/>
+        <w:ind w:left="480" w:hanging="480"/>
+        <w:spacing w:before="0" w:after="180"/>
+      </w:pPr>
+      <w:r>
+        <w:rPr>
+          <w:rFonts w:ascii="Times New Roman" w:hAnsi="Times New Roman" w:eastAsia="Times New Roman" w:cs="Times New Roman"/>
+        </w:rPr>
+        <w:t xml:space="preserve">D. Cs</w:t>
+      </w:r>
+    </w:p>
+    <w:p>
+      <w:pPr>
+        <w:spacing w:before="0" w:after="0"/>
+      </w:pPr>
+    </w:p>
+    <w:p>
+      <w:pPr>
+        <w:spacing w:before="0" w:after="0"/>
+      </w:pPr>
     </w:p>
     <w:bookmarkEnd w:id="10"/>
     <w:bookmarkStart w:id="11" w:name="第-2-题"/>
@@ -1055,6 +1211,31 @@
         </w:rPr>
         <w:t>。</w:t>
       </w:r>
+    </w:p>
+    <w:p>
+      <w:pPr>
+        <w:spacing w:before="0" w:after="0"/>
+      </w:pPr>
+    </w:p>
+    <w:p>
+      <w:pPr>
+        <w:spacing w:before="0" w:after="0"/>
+      </w:pPr>
+    </w:p>
+    <w:p>
+      <w:pPr>
+        <w:spacing w:before="0" w:after="0"/>
+      </w:pPr>
+    </w:p>
+    <w:p>
+      <w:pPr>
+        <w:spacing w:before="0" w:after="0"/>
+      </w:pPr>
+    </w:p>
+    <w:p>
+      <w:pPr>
+        <w:spacing w:before="0" w:after="0"/>
+      </w:pPr>
     </w:p>
     <w:bookmarkEnd w:id="11"/>
     <w:bookmarkStart w:id="12" w:name="第-3-题"/>
@@ -1986,6 +2167,46 @@
         </w:rPr>
         <w:t>。</w:t>
       </w:r>
+    </w:p>
+    <w:p>
+      <w:pPr>
+        <w:spacing w:before="0" w:after="0"/>
+      </w:pPr>
+    </w:p>
+    <w:p>
+      <w:pPr>
+        <w:spacing w:before="0" w:after="0"/>
+      </w:pPr>
+    </w:p>
+    <w:p>
+      <w:pPr>
+        <w:spacing w:before="0" w:after="0"/>
+      </w:pPr>
+    </w:p>
+    <w:p>
+      <w:pPr>
+        <w:spacing w:before="0" w:after="0"/>
+      </w:pPr>
+    </w:p>
+    <w:p>
+      <w:pPr>
+        <w:spacing w:before="0" w:after="0"/>
+      </w:pPr>
+    </w:p>
+    <w:p>
+      <w:pPr>
+        <w:spacing w:before="0" w:after="0"/>
+      </w:pPr>
+    </w:p>
+    <w:p>
+      <w:pPr>
+        <w:spacing w:before="0" w:after="0"/>
+      </w:pPr>
+    </w:p>
+    <w:p>
+      <w:pPr>
+        <w:spacing w:before="0" w:after="0"/>
+      </w:pPr>
     </w:p>
     <w:bookmarkEnd w:id="12"/>
     <w:bookmarkStart w:id="13" w:name="第-4-题"/>
@@ -3576,6 +3797,46 @@
         <w:t>）</w:t>
       </w:r>
     </w:p>
+    <w:p>
+      <w:pPr>
+        <w:spacing w:before="0" w:after="0"/>
+      </w:pPr>
+    </w:p>
+    <w:p>
+      <w:pPr>
+        <w:spacing w:before="0" w:after="0"/>
+      </w:pPr>
+    </w:p>
+    <w:p>
+      <w:pPr>
+        <w:spacing w:before="0" w:after="0"/>
+      </w:pPr>
+    </w:p>
+    <w:p>
+      <w:pPr>
+        <w:spacing w:before="0" w:after="0"/>
+      </w:pPr>
+    </w:p>
+    <w:p>
+      <w:pPr>
+        <w:spacing w:before="0" w:after="0"/>
+      </w:pPr>
+    </w:p>
+    <w:p>
+      <w:pPr>
+        <w:spacing w:before="0" w:after="0"/>
+      </w:pPr>
+    </w:p>
+    <w:p>
+      <w:pPr>
+        <w:spacing w:before="0" w:after="0"/>
+      </w:pPr>
+    </w:p>
+    <w:p>
+      <w:pPr>
+        <w:spacing w:before="0" w:after="0"/>
+      </w:pPr>
+    </w:p>
     <w:bookmarkEnd w:id="14"/>
     <w:bookmarkStart w:id="15" w:name="第-5-题"/>
     <w:p>
@@ -4600,6 +4861,46 @@
         <w:t>）。</w:t>
       </w:r>
     </w:p>
+    <w:p>
+      <w:pPr>
+        <w:spacing w:before="0" w:after="0"/>
+      </w:pPr>
+    </w:p>
+    <w:p>
+      <w:pPr>
+        <w:spacing w:before="0" w:after="0"/>
+      </w:pPr>
+    </w:p>
+    <w:p>
+      <w:pPr>
+        <w:spacing w:before="0" w:after="0"/>
+      </w:pPr>
+    </w:p>
+    <w:p>
+      <w:pPr>
+        <w:spacing w:before="0" w:after="0"/>
+      </w:pPr>
+    </w:p>
+    <w:p>
+      <w:pPr>
+        <w:spacing w:before="0" w:after="0"/>
+      </w:pPr>
+    </w:p>
+    <w:p>
+      <w:pPr>
+        <w:spacing w:before="0" w:after="0"/>
+      </w:pPr>
+    </w:p>
+    <w:p>
+      <w:pPr>
+        <w:spacing w:before="0" w:after="0"/>
+      </w:pPr>
+    </w:p>
+    <w:p>
+      <w:pPr>
+        <w:spacing w:before="0" w:after="0"/>
+      </w:pPr>
+    </w:p>
     <w:bookmarkEnd w:id="15"/>
     <w:bookmarkStart w:id="25" w:name="第-6-题"/>
     <w:p>
@@ -4912,7 +5213,7 @@
         </w:rPr>
         <w:drawing>
           <wp:inline>
-            <wp:extent cx="3600000" cy="1004651"/>
+            <wp:extent cx="3600000" cy="956811"/>
             <wp:effectExtent b="0" l="0" r="0" t="0"/>
             <wp:docPr descr="" title="" id="17" name="Picture"/>
             <a:graphic>
@@ -4933,7 +5234,7 @@
                   <pic:spPr bwMode="auto">
                     <a:xfrm>
                       <a:off x="0" y="0"/>
-                      <a:ext cx="3600000" cy="1004651"/>
+                      <a:ext cx="3600000" cy="956811"/>
                     </a:xfrm>
                     <a:prstGeom prst="rect">
                       <a:avLst/>
@@ -5361,7 +5662,7 @@
         </w:rPr>
         <w:drawing>
           <wp:inline>
-            <wp:extent cx="3600000" cy="2684745"/>
+            <wp:extent cx="3600000" cy="2630372"/>
             <wp:effectExtent b="0" l="0" r="0" t="0"/>
             <wp:docPr descr="" title="" id="20" name="Picture"/>
             <a:graphic>
@@ -5382,7 +5683,7 @@
                   <pic:spPr bwMode="auto">
                     <a:xfrm>
                       <a:off x="0" y="0"/>
-                      <a:ext cx="3600000" cy="2684745"/>
+                      <a:ext cx="3600000" cy="2630372"/>
                     </a:xfrm>
                     <a:prstGeom prst="rect">
                       <a:avLst/>
@@ -5508,7 +5809,7 @@
         </w:rPr>
         <w:drawing>
           <wp:inline>
-            <wp:extent cx="3600000" cy="2726975"/>
+            <wp:extent cx="3600000" cy="2677929"/>
             <wp:effectExtent b="0" l="0" r="0" t="0"/>
             <wp:docPr descr="" title="" id="23" name="Picture"/>
             <a:graphic>
@@ -5529,7 +5830,7 @@
                   <pic:spPr bwMode="auto">
                     <a:xfrm>
                       <a:off x="0" y="0"/>
-                      <a:ext cx="3600000" cy="2726975"/>
+                      <a:ext cx="3600000" cy="2677929"/>
                     </a:xfrm>
                     <a:prstGeom prst="rect">
                       <a:avLst/>
@@ -5700,6 +6001,8 @@
     <w:p>
       <w:pPr>
         <w:pStyle w:val="BodyText"/>
+        <w:ind w:left="480" w:hanging="480"/>
+        <w:spacing w:after="0"/>
       </w:pPr>
       <w:r>
         <w:rPr>
@@ -5743,6 +6046,13 @@
         </w:rPr>
         <w:t xml:space="preserve"> </w:t>
       </w:r>
+    </w:p>
+    <w:p>
+      <w:pPr>
+        <w:pStyle w:val="BodyText"/>
+        <w:ind w:left="480" w:hanging="480"/>
+        <w:spacing w:before="0" w:after="0"/>
+      </w:pPr>
       <w:r>
         <w:rPr>
           <w:rFonts w:ascii="Times New Roman" w:hAnsi="Times New Roman" w:eastAsia="Times New Roman" w:cs="Times New Roman"/>
@@ -5759,7 +6069,20 @@
         <w:rPr>
           <w:rFonts w:ascii="Times New Roman" w:hAnsi="Times New Roman" w:eastAsia="Times New Roman" w:cs="Times New Roman"/>
         </w:rPr>
-        <w:t xml:space="preserve">　B. </w:t>
+        <w:t xml:space="preserve">　</w:t>
+      </w:r>
+    </w:p>
+    <w:p>
+      <w:pPr>
+        <w:pStyle w:val="BodyText"/>
+        <w:ind w:left="480" w:hanging="480"/>
+        <w:spacing w:before="0" w:after="0"/>
+      </w:pPr>
+      <w:r>
+        <w:rPr>
+          <w:rFonts w:ascii="Times New Roman" w:hAnsi="Times New Roman" w:eastAsia="Times New Roman" w:cs="Times New Roman"/>
+        </w:rPr>
+        <w:t xml:space="preserve">B. </w:t>
       </w:r>
       <w:r>
         <w:rPr>
@@ -5771,7 +6094,20 @@
         <w:rPr>
           <w:rFonts w:ascii="Times New Roman" w:hAnsi="Times New Roman" w:eastAsia="Times New Roman" w:cs="Times New Roman"/>
         </w:rPr>
-        <w:t xml:space="preserve">　C. </w:t>
+        <w:t xml:space="preserve">　</w:t>
+      </w:r>
+    </w:p>
+    <w:p>
+      <w:pPr>
+        <w:pStyle w:val="BodyText"/>
+        <w:ind w:left="480" w:hanging="480"/>
+        <w:spacing w:before="0" w:after="0"/>
+      </w:pPr>
+      <w:r>
+        <w:rPr>
+          <w:rFonts w:ascii="Times New Roman" w:hAnsi="Times New Roman" w:eastAsia="Times New Roman" w:cs="Times New Roman"/>
+        </w:rPr>
+        <w:t xml:space="preserve">C. </w:t>
       </w:r>
       <w:r>
         <w:rPr>
@@ -5783,7 +6119,20 @@
         <w:rPr>
           <w:rFonts w:ascii="Times New Roman" w:hAnsi="Times New Roman" w:eastAsia="Times New Roman" w:cs="Times New Roman"/>
         </w:rPr>
-        <w:t xml:space="preserve">　D. π </w:t>
+        <w:t xml:space="preserve">　</w:t>
+      </w:r>
+    </w:p>
+    <w:p>
+      <w:pPr>
+        <w:pStyle w:val="BodyText"/>
+        <w:ind w:left="480" w:hanging="480"/>
+        <w:spacing w:before="0" w:after="180"/>
+      </w:pPr>
+      <w:r>
+        <w:rPr>
+          <w:rFonts w:ascii="Times New Roman" w:hAnsi="Times New Roman" w:eastAsia="Times New Roman" w:cs="Times New Roman"/>
+        </w:rPr>
+        <w:t xml:space="preserve">D. π </w:t>
       </w:r>
       <w:r>
         <w:rPr>
@@ -5791,6 +6140,16 @@
         </w:rPr>
         <w:t xml:space="preserve">键</w:t>
       </w:r>
+    </w:p>
+    <w:p>
+      <w:pPr>
+        <w:spacing w:before="0" w:after="0"/>
+      </w:pPr>
+    </w:p>
+    <w:p>
+      <w:pPr>
+        <w:spacing w:before="0" w:after="0"/>
+      </w:pPr>
     </w:p>
     <w:bookmarkEnd w:id="25"/>
     <w:bookmarkStart w:id="26" w:name="第-7-题"/>
@@ -7440,6 +7799,46 @@
               <w:t xml:space="preserve">三种共振式</w:t>
             </w:r>
           </w:p>
+          <w:p>
+            <w:pPr>
+              <w:spacing w:before="0" w:after="0"/>
+            </w:pPr>
+          </w:p>
+          <w:p>
+            <w:pPr>
+              <w:spacing w:before="0" w:after="0"/>
+            </w:pPr>
+          </w:p>
+          <w:p>
+            <w:pPr>
+              <w:spacing w:before="0" w:after="0"/>
+            </w:pPr>
+          </w:p>
+          <w:p>
+            <w:pPr>
+              <w:spacing w:before="0" w:after="0"/>
+            </w:pPr>
+          </w:p>
+          <w:p>
+            <w:pPr>
+              <w:spacing w:before="0" w:after="0"/>
+            </w:pPr>
+          </w:p>
+          <w:p>
+            <w:pPr>
+              <w:spacing w:before="0" w:after="0"/>
+            </w:pPr>
+          </w:p>
+          <w:p>
+            <w:pPr>
+              <w:spacing w:before="0" w:after="0"/>
+            </w:pPr>
+          </w:p>
+          <w:p>
+            <w:pPr>
+              <w:spacing w:before="0" w:after="0"/>
+            </w:pPr>
+          </w:p>
         </w:tc>
       </w:tr>
     </w:tbl>
@@ -7546,7 +7945,7 @@
         </w:rPr>
         <w:drawing>
           <wp:inline>
-            <wp:extent cx="2095500" cy="5930900"/>
+            <wp:extent cx="2095500" cy="5905500"/>
             <wp:effectExtent b="0" l="0" r="0" t="0"/>
             <wp:docPr descr="" title="" id="29" name="Picture"/>
             <a:graphic>
@@ -7567,7 +7966,7 @@
                   <pic:spPr bwMode="auto">
                     <a:xfrm>
                       <a:off x="0" y="0"/>
-                      <a:ext cx="2095500" cy="5930900"/>
+                      <a:ext cx="2095500" cy="5905500"/>
                     </a:xfrm>
                     <a:prstGeom prst="rect">
                       <a:avLst/>
@@ -8395,6 +8794,46 @@
               <w:t xml:space="preserve">变</w:t>
             </w:r>
           </w:p>
+          <w:p>
+            <w:pPr>
+              <w:spacing w:before="0" w:after="0"/>
+            </w:pPr>
+          </w:p>
+          <w:p>
+            <w:pPr>
+              <w:spacing w:before="0" w:after="0"/>
+            </w:pPr>
+          </w:p>
+          <w:p>
+            <w:pPr>
+              <w:spacing w:before="0" w:after="0"/>
+            </w:pPr>
+          </w:p>
+          <w:p>
+            <w:pPr>
+              <w:spacing w:before="0" w:after="0"/>
+            </w:pPr>
+          </w:p>
+          <w:p>
+            <w:pPr>
+              <w:spacing w:before="0" w:after="0"/>
+            </w:pPr>
+          </w:p>
+          <w:p>
+            <w:pPr>
+              <w:spacing w:before="0" w:after="0"/>
+            </w:pPr>
+          </w:p>
+          <w:p>
+            <w:pPr>
+              <w:spacing w:before="0" w:after="0"/>
+            </w:pPr>
+          </w:p>
+          <w:p>
+            <w:pPr>
+              <w:spacing w:before="0" w:after="0"/>
+            </w:pPr>
+          </w:p>
         </w:tc>
       </w:tr>
     </w:tbl>
@@ -10107,6 +10546,46 @@
         <w:t>）</w:t>
       </w:r>
     </w:p>
+    <w:p>
+      <w:pPr>
+        <w:spacing w:before="0" w:after="0"/>
+      </w:pPr>
+    </w:p>
+    <w:p>
+      <w:pPr>
+        <w:spacing w:before="0" w:after="0"/>
+      </w:pPr>
+    </w:p>
+    <w:p>
+      <w:pPr>
+        <w:spacing w:before="0" w:after="0"/>
+      </w:pPr>
+    </w:p>
+    <w:p>
+      <w:pPr>
+        <w:spacing w:before="0" w:after="0"/>
+      </w:pPr>
+    </w:p>
+    <w:p>
+      <w:pPr>
+        <w:spacing w:before="0" w:after="0"/>
+      </w:pPr>
+    </w:p>
+    <w:p>
+      <w:pPr>
+        <w:spacing w:before="0" w:after="0"/>
+      </w:pPr>
+    </w:p>
+    <w:p>
+      <w:pPr>
+        <w:spacing w:before="0" w:after="0"/>
+      </w:pPr>
+    </w:p>
+    <w:p>
+      <w:pPr>
+        <w:spacing w:before="0" w:after="0"/>
+      </w:pPr>
+    </w:p>
     <w:bookmarkEnd w:id="34"/>
     <w:bookmarkStart w:id="50" w:name="第-10-题"/>
     <w:p>
@@ -10233,7 +10712,7 @@
         </w:rPr>
         <w:drawing>
           <wp:inline>
-            <wp:extent cx="2692400" cy="1739900"/>
+            <wp:extent cx="2692400" cy="1651859"/>
             <wp:effectExtent b="0" l="0" r="0" t="0"/>
             <wp:docPr descr="" title="" id="36" name="Picture"/>
             <a:graphic>
@@ -10254,7 +10733,7 @@
                   <pic:spPr bwMode="auto">
                     <a:xfrm>
                       <a:off x="0" y="0"/>
-                      <a:ext cx="2692400" cy="1739900"/>
+                      <a:ext cx="2692400" cy="1651859"/>
                     </a:xfrm>
                     <a:prstGeom prst="rect">
                       <a:avLst/>
@@ -10285,7 +10764,7 @@
         </w:rPr>
         <w:drawing>
           <wp:inline>
-            <wp:extent cx="2717800" cy="1739900"/>
+            <wp:extent cx="2717800" cy="1680572"/>
             <wp:effectExtent b="0" l="0" r="0" t="0"/>
             <wp:docPr descr="" title="" id="39" name="Picture"/>
             <a:graphic>
@@ -10306,7 +10785,7 @@
                   <pic:spPr bwMode="auto">
                     <a:xfrm>
                       <a:off x="0" y="0"/>
-                      <a:ext cx="2717800" cy="1739900"/>
+                      <a:ext cx="2717800" cy="1680572"/>
                     </a:xfrm>
                     <a:prstGeom prst="rect">
                       <a:avLst/>
@@ -10541,7 +11020,7 @@
         </w:rPr>
         <w:drawing>
           <wp:inline>
-            <wp:extent cx="2057400" cy="2374900"/>
+            <wp:extent cx="2057400" cy="2288858"/>
             <wp:effectExtent b="0" l="0" r="0" t="0"/>
             <wp:docPr descr="" title="" id="45" name="Picture"/>
             <a:graphic>
@@ -10562,7 +11041,7 @@
                   <pic:spPr bwMode="auto">
                     <a:xfrm>
                       <a:off x="0" y="0"/>
-                      <a:ext cx="2057400" cy="2374900"/>
+                      <a:ext cx="2057400" cy="2288858"/>
                     </a:xfrm>
                     <a:prstGeom prst="rect">
                       <a:avLst/>
@@ -11509,6 +11988,46 @@
         <w:t xml:space="preserve"> 3。</w:t>
       </w:r>
     </w:p>
+    <w:p>
+      <w:pPr>
+        <w:spacing w:before="0" w:after="0"/>
+      </w:pPr>
+    </w:p>
+    <w:p>
+      <w:pPr>
+        <w:spacing w:before="0" w:after="0"/>
+      </w:pPr>
+    </w:p>
+    <w:p>
+      <w:pPr>
+        <w:spacing w:before="0" w:after="0"/>
+      </w:pPr>
+    </w:p>
+    <w:p>
+      <w:pPr>
+        <w:spacing w:before="0" w:after="0"/>
+      </w:pPr>
+    </w:p>
+    <w:p>
+      <w:pPr>
+        <w:spacing w:before="0" w:after="0"/>
+      </w:pPr>
+    </w:p>
+    <w:p>
+      <w:pPr>
+        <w:spacing w:before="0" w:after="0"/>
+      </w:pPr>
+    </w:p>
+    <w:p>
+      <w:pPr>
+        <w:spacing w:before="0" w:after="0"/>
+      </w:pPr>
+    </w:p>
+    <w:p>
+      <w:pPr>
+        <w:spacing w:before="0" w:after="0"/>
+      </w:pPr>
+    </w:p>
     <w:bookmarkEnd w:id="50"/>
     <w:bookmarkStart w:id="51" w:name="第-11-题"/>
     <w:p>
@@ -11737,6 +12256,31 @@
         <w:t>。</w:t>
       </w:r>
     </w:p>
+    <w:p>
+      <w:pPr>
+        <w:spacing w:before="0" w:after="0"/>
+      </w:pPr>
+    </w:p>
+    <w:p>
+      <w:pPr>
+        <w:spacing w:before="0" w:after="0"/>
+      </w:pPr>
+    </w:p>
+    <w:p>
+      <w:pPr>
+        <w:spacing w:before="0" w:after="0"/>
+      </w:pPr>
+    </w:p>
+    <w:p>
+      <w:pPr>
+        <w:spacing w:before="0" w:after="0"/>
+      </w:pPr>
+    </w:p>
+    <w:p>
+      <w:pPr>
+        <w:spacing w:before="0" w:after="0"/>
+      </w:pPr>
+    </w:p>
     <w:bookmarkEnd w:id="51"/>
     <w:bookmarkStart w:id="52" w:name="第-12-题"/>
     <w:p>
@@ -12139,6 +12683,31 @@
         </w:rPr>
         <w:t>）</w:t>
       </w:r>
+    </w:p>
+    <w:p>
+      <w:pPr>
+        <w:spacing w:before="0" w:after="0"/>
+      </w:pPr>
+    </w:p>
+    <w:p>
+      <w:pPr>
+        <w:spacing w:before="0" w:after="0"/>
+      </w:pPr>
+    </w:p>
+    <w:p>
+      <w:pPr>
+        <w:spacing w:before="0" w:after="0"/>
+      </w:pPr>
+    </w:p>
+    <w:p>
+      <w:pPr>
+        <w:spacing w:before="0" w:after="0"/>
+      </w:pPr>
+    </w:p>
+    <w:p>
+      <w:pPr>
+        <w:spacing w:before="0" w:after="0"/>
+      </w:pPr>
     </w:p>
     <w:bookmarkEnd w:id="53"/>
     <w:bookmarkStart w:id="54" w:name="第-13-题"/>
@@ -12573,6 +13142,46 @@
         </w:rPr>
         <w:t>。</w:t>
       </w:r>
+    </w:p>
+    <w:p>
+      <w:pPr>
+        <w:spacing w:before="0" w:after="0"/>
+      </w:pPr>
+    </w:p>
+    <w:p>
+      <w:pPr>
+        <w:spacing w:before="0" w:after="0"/>
+      </w:pPr>
+    </w:p>
+    <w:p>
+      <w:pPr>
+        <w:spacing w:before="0" w:after="0"/>
+      </w:pPr>
+    </w:p>
+    <w:p>
+      <w:pPr>
+        <w:spacing w:before="0" w:after="0"/>
+      </w:pPr>
+    </w:p>
+    <w:p>
+      <w:pPr>
+        <w:spacing w:before="0" w:after="0"/>
+      </w:pPr>
+    </w:p>
+    <w:p>
+      <w:pPr>
+        <w:spacing w:before="0" w:after="0"/>
+      </w:pPr>
+    </w:p>
+    <w:p>
+      <w:pPr>
+        <w:spacing w:before="0" w:after="0"/>
+      </w:pPr>
+    </w:p>
+    <w:p>
+      <w:pPr>
+        <w:spacing w:before="0" w:after="0"/>
+      </w:pPr>
     </w:p>
     <w:bookmarkEnd w:id="54"/>
     <w:bookmarkStart w:id="55" w:name="第-14-题"/>
@@ -13050,6 +13659,46 @@
               </w:rPr>
               <w:t>-4</w:t>
             </w:r>
+          </w:p>
+          <w:p>
+            <w:pPr>
+              <w:spacing w:before="0" w:after="0"/>
+            </w:pPr>
+          </w:p>
+          <w:p>
+            <w:pPr>
+              <w:spacing w:before="0" w:after="0"/>
+            </w:pPr>
+          </w:p>
+          <w:p>
+            <w:pPr>
+              <w:spacing w:before="0" w:after="0"/>
+            </w:pPr>
+          </w:p>
+          <w:p>
+            <w:pPr>
+              <w:spacing w:before="0" w:after="0"/>
+            </w:pPr>
+          </w:p>
+          <w:p>
+            <w:pPr>
+              <w:spacing w:before="0" w:after="0"/>
+            </w:pPr>
+          </w:p>
+          <w:p>
+            <w:pPr>
+              <w:spacing w:before="0" w:after="0"/>
+            </w:pPr>
+          </w:p>
+          <w:p>
+            <w:pPr>
+              <w:spacing w:before="0" w:after="0"/>
+            </w:pPr>
+          </w:p>
+          <w:p>
+            <w:pPr>
+              <w:spacing w:before="0" w:after="0"/>
+            </w:pPr>
           </w:p>
         </w:tc>
       </w:tr>
@@ -14107,6 +14756,46 @@
         </w:tc>
       </w:tr>
     </w:tbl>
+    <w:p>
+      <w:pPr>
+        <w:spacing w:before="0" w:after="0"/>
+      </w:pPr>
+    </w:p>
+    <w:p>
+      <w:pPr>
+        <w:spacing w:before="0" w:after="0"/>
+      </w:pPr>
+    </w:p>
+    <w:p>
+      <w:pPr>
+        <w:spacing w:before="0" w:after="0"/>
+      </w:pPr>
+    </w:p>
+    <w:p>
+      <w:pPr>
+        <w:spacing w:before="0" w:after="0"/>
+      </w:pPr>
+    </w:p>
+    <w:p>
+      <w:pPr>
+        <w:spacing w:before="0" w:after="0"/>
+      </w:pPr>
+    </w:p>
+    <w:p>
+      <w:pPr>
+        <w:spacing w:before="0" w:after="0"/>
+      </w:pPr>
+    </w:p>
+    <w:p>
+      <w:pPr>
+        <w:spacing w:before="0" w:after="0"/>
+      </w:pPr>
+    </w:p>
+    <w:p>
+      <w:pPr>
+        <w:spacing w:before="0" w:after="0"/>
+      </w:pPr>
+    </w:p>
     <w:p>
       <w:pPr>
         <w:spacing w:before="160" w:after="80"/>

--- a/00-首页/题组Word/综合模拟卷/综合模拟卷V-学生版.docx
+++ b/00-首页/题组Word/综合模拟卷/综合模拟卷V-学生版.docx
@@ -176,8 +176,8 @@
     <w:p>
       <w:pPr>
         <w:pStyle w:val="BodyText"/>
+        <w:spacing w:before="0" w:after="0"/>
         <w:ind w:left="480" w:hanging="480"/>
-        <w:spacing w:after="0"/>
       </w:pPr>
       <w:r>
         <w:rPr>
@@ -189,8 +189,107 @@
     <w:p>
       <w:pPr>
         <w:pStyle w:val="BodyText"/>
+        <w:spacing w:before="0" w:after="0"/>
         <w:ind w:left="480" w:hanging="480"/>
+      </w:pPr>
+      <w:r>
+        <w:rPr>
+          <w:rFonts w:ascii="Times New Roman" w:hAnsi="Times New Roman" w:eastAsia="Times New Roman" w:cs="Times New Roman"/>
+        </w:rPr>
+        <w:t xml:space="preserve">B. Li </w:t>
+      </w:r>
+    </w:p>
+    <w:p>
+      <w:pPr>
+        <w:pStyle w:val="BodyText"/>
         <w:spacing w:before="0" w:after="0"/>
+        <w:ind w:left="480" w:hanging="480"/>
+      </w:pPr>
+      <w:r>
+        <w:rPr>
+          <w:rFonts w:ascii="Times New Roman" w:hAnsi="Times New Roman" w:eastAsia="Times New Roman" w:cs="Times New Roman"/>
+        </w:rPr>
+        <w:t xml:space="preserve">C. Be </w:t>
+      </w:r>
+    </w:p>
+    <w:p>
+      <w:pPr>
+        <w:pStyle w:val="BodyText"/>
+        <w:spacing w:before="0" w:after="0"/>
+        <w:ind w:left="480" w:hanging="480"/>
+      </w:pPr>
+      <w:r>
+        <w:rPr>
+          <w:rFonts w:ascii="Times New Roman" w:hAnsi="Times New Roman" w:eastAsia="Times New Roman" w:cs="Times New Roman"/>
+        </w:rPr>
+        <w:t xml:space="preserve">D. Mg</w:t>
+      </w:r>
+    </w:p>
+    <w:p>
+      <w:pPr>
+        <w:pStyle w:val="BodyText"/>
+      </w:pPr>
+      <w:r>
+        <w:rPr>
+          <w:rFonts w:ascii="Times New Roman" w:hAnsi="Times New Roman" w:eastAsia="Times New Roman" w:cs="Times New Roman"/>
+        </w:rPr>
+        <w:t xml:space="preserve">2-2 </w:t>
+      </w:r>
+      <w:r>
+        <w:rPr>
+          <w:rFonts w:hint="eastAsia" w:ascii="Times New Roman" w:hAnsi="Times New Roman" w:eastAsia="FangSong" w:cs="Times New Roman"/>
+        </w:rPr>
+        <w:t>下列元素中形成化合物时</w:t>
+      </w:r>
+      <w:r>
+        <w:rPr>
+          <w:rFonts w:hint="eastAsia" w:ascii="Times New Roman" w:hAnsi="Times New Roman" w:eastAsia="Times New Roman" w:cs="Times New Roman"/>
+        </w:rPr>
+        <w:t>，</w:t>
+      </w:r>
+      <w:r>
+        <w:rPr>
+          <w:rFonts w:hint="eastAsia" w:ascii="Times New Roman" w:hAnsi="Times New Roman" w:eastAsia="FangSong" w:cs="Times New Roman"/>
+        </w:rPr>
+        <w:t>共价倾向最小的是</w:t>
+      </w:r>
+      <w:r>
+        <w:rPr>
+          <w:rFonts w:hint="eastAsia" w:ascii="Times New Roman" w:hAnsi="Times New Roman" w:eastAsia="Times New Roman" w:cs="Times New Roman"/>
+        </w:rPr>
+        <w:t>（</w:t>
+      </w:r>
+      <w:r>
+        <w:rPr>
+          <w:rFonts w:ascii="Times New Roman" w:hAnsi="Times New Roman" w:eastAsia="Times New Roman" w:cs="Times New Roman"/>
+        </w:rPr>
+        <w:t xml:space="preserve"> </w:t>
+      </w:r>
+      <w:r>
+        <w:rPr>
+          <w:rFonts w:hint="eastAsia" w:ascii="Times New Roman" w:hAnsi="Times New Roman" w:eastAsia="Times New Roman" w:cs="Times New Roman"/>
+        </w:rPr>
+        <w:t xml:space="preserve">）。</w:t>
+      </w:r>
+    </w:p>
+    <w:p>
+      <w:pPr>
+        <w:pStyle w:val="BodyText"/>
+        <w:spacing w:before="0" w:after="0"/>
+        <w:ind w:left="480" w:hanging="480"/>
+      </w:pPr>
+      <w:r>
+        <w:rPr>
+          <w:rFonts w:ascii="Times New Roman" w:hAnsi="Times New Roman" w:eastAsia="Times New Roman" w:cs="Times New Roman"/>
+        </w:rPr>
+        <w:t xml:space="preserve">A. Be </w:t>
+      </w:r>
+    </w:p>
+    <w:p>
+      <w:pPr>
+        <w:pStyle w:val="BodyText"/>
+        <w:spacing w:before="0" w:after="0"/>
+        <w:ind w:left="480" w:hanging="480"/>
       </w:pPr>
       <w:r>
         <w:rPr>
@@ -202,168 +301,69 @@
     <w:p>
       <w:pPr>
         <w:pStyle w:val="BodyText"/>
+        <w:spacing w:before="0" w:after="0"/>
         <w:ind w:left="480" w:hanging="480"/>
+      </w:pPr>
+      <w:r>
+        <w:rPr>
+          <w:rFonts w:ascii="Times New Roman" w:hAnsi="Times New Roman" w:eastAsia="Times New Roman" w:cs="Times New Roman"/>
+        </w:rPr>
+        <w:t xml:space="preserve">C. Ba </w:t>
+      </w:r>
+    </w:p>
+    <w:p>
+      <w:pPr>
+        <w:pStyle w:val="BodyText"/>
         <w:spacing w:before="0" w:after="0"/>
-      </w:pPr>
-      <w:r>
-        <w:rPr>
-          <w:rFonts w:ascii="Times New Roman" w:hAnsi="Times New Roman" w:eastAsia="Times New Roman" w:cs="Times New Roman"/>
-        </w:rPr>
-        <w:t xml:space="preserve">C. Be </w:t>
+        <w:ind w:left="480" w:hanging="480"/>
+      </w:pPr>
+      <w:r>
+        <w:rPr>
+          <w:rFonts w:ascii="Times New Roman" w:hAnsi="Times New Roman" w:eastAsia="Times New Roman" w:cs="Times New Roman"/>
+        </w:rPr>
+        <w:t xml:space="preserve">D. Cs</w:t>
       </w:r>
     </w:p>
     <w:p>
       <w:pPr>
         <w:pStyle w:val="BodyText"/>
+      </w:pPr>
+      <w:r>
+        <w:rPr>
+          <w:rFonts w:ascii="Times New Roman" w:hAnsi="Times New Roman" w:eastAsia="Times New Roman" w:cs="Times New Roman"/>
+        </w:rPr>
+        <w:t xml:space="preserve">2-3 </w:t>
+      </w:r>
+      <w:r>
+        <w:rPr>
+          <w:rFonts w:hint="eastAsia" w:ascii="Times New Roman" w:hAnsi="Times New Roman" w:eastAsia="FangSong" w:cs="Times New Roman"/>
+        </w:rPr>
+        <w:t>下列过氧化物中至今尚未发现的是</w:t>
+      </w:r>
+      <w:r>
+        <w:rPr>
+          <w:rFonts w:hint="eastAsia" w:ascii="Times New Roman" w:hAnsi="Times New Roman" w:eastAsia="Times New Roman" w:cs="Times New Roman"/>
+        </w:rPr>
+        <w:t>（</w:t>
+      </w:r>
+      <w:r>
+        <w:rPr>
+          <w:rFonts w:ascii="Times New Roman" w:hAnsi="Times New Roman" w:eastAsia="Times New Roman" w:cs="Times New Roman"/>
+        </w:rPr>
+        <w:t xml:space="preserve"> </w:t>
+      </w:r>
+      <w:r>
+        <w:rPr>
+          <w:rFonts w:hint="eastAsia" w:ascii="Times New Roman" w:hAnsi="Times New Roman" w:eastAsia="Times New Roman" w:cs="Times New Roman"/>
+        </w:rPr>
+        <w:t xml:space="preserve">）。</w:t>
+      </w:r>
+    </w:p>
+    <w:p>
+      <w:pPr>
+        <w:pStyle w:val="BodyText"/>
+        <w:spacing w:before="0" w:after="0"/>
         <w:ind w:left="480" w:hanging="480"/>
-        <w:spacing w:before="0" w:after="180"/>
-      </w:pPr>
-      <w:r>
-        <w:rPr>
-          <w:rFonts w:ascii="Times New Roman" w:hAnsi="Times New Roman" w:eastAsia="Times New Roman" w:cs="Times New Roman"/>
-        </w:rPr>
-        <w:t xml:space="preserve">D. Mg</w:t>
-      </w:r>
-    </w:p>
-    <w:p>
-      <w:pPr>
-        <w:pStyle w:val="BodyText"/>
-      </w:pPr>
-      <w:r>
-        <w:rPr>
-          <w:rFonts w:ascii="Times New Roman" w:hAnsi="Times New Roman" w:eastAsia="Times New Roman" w:cs="Times New Roman"/>
-        </w:rPr>
-        <w:t xml:space="preserve">2-2 </w:t>
-      </w:r>
-      <w:r>
-        <w:rPr>
-          <w:rFonts w:hint="eastAsia" w:ascii="Times New Roman" w:hAnsi="Times New Roman" w:eastAsia="FangSong" w:cs="Times New Roman"/>
-        </w:rPr>
-        <w:t>下列元素中形成化合物时</w:t>
-      </w:r>
-      <w:r>
-        <w:rPr>
-          <w:rFonts w:hint="eastAsia" w:ascii="Times New Roman" w:hAnsi="Times New Roman" w:eastAsia="Times New Roman" w:cs="Times New Roman"/>
-        </w:rPr>
-        <w:t>，</w:t>
-      </w:r>
-      <w:r>
-        <w:rPr>
-          <w:rFonts w:hint="eastAsia" w:ascii="Times New Roman" w:hAnsi="Times New Roman" w:eastAsia="FangSong" w:cs="Times New Roman"/>
-        </w:rPr>
-        <w:t>共价倾向最小的是</w:t>
-      </w:r>
-      <w:r>
-        <w:rPr>
-          <w:rFonts w:hint="eastAsia" w:ascii="Times New Roman" w:hAnsi="Times New Roman" w:eastAsia="Times New Roman" w:cs="Times New Roman"/>
-        </w:rPr>
-        <w:t>（</w:t>
-      </w:r>
-      <w:r>
-        <w:rPr>
-          <w:rFonts w:ascii="Times New Roman" w:hAnsi="Times New Roman" w:eastAsia="Times New Roman" w:cs="Times New Roman"/>
-        </w:rPr>
-        <w:t xml:space="preserve"> </w:t>
-      </w:r>
-      <w:r>
-        <w:rPr>
-          <w:rFonts w:hint="eastAsia" w:ascii="Times New Roman" w:hAnsi="Times New Roman" w:eastAsia="Times New Roman" w:cs="Times New Roman"/>
-        </w:rPr>
-        <w:t xml:space="preserve">）。</w:t>
-      </w:r>
-    </w:p>
-    <w:p>
-      <w:pPr>
-        <w:pStyle w:val="BodyText"/>
-        <w:ind w:left="480" w:hanging="480"/>
-        <w:spacing w:after="0"/>
-      </w:pPr>
-      <w:r>
-        <w:rPr>
-          <w:rFonts w:ascii="Times New Roman" w:hAnsi="Times New Roman" w:eastAsia="Times New Roman" w:cs="Times New Roman"/>
-        </w:rPr>
-        <w:t xml:space="preserve">A. Be </w:t>
-      </w:r>
-    </w:p>
-    <w:p>
-      <w:pPr>
-        <w:pStyle w:val="BodyText"/>
-        <w:ind w:left="480" w:hanging="480"/>
-        <w:spacing w:before="0" w:after="0"/>
-      </w:pPr>
-      <w:r>
-        <w:rPr>
-          <w:rFonts w:ascii="Times New Roman" w:hAnsi="Times New Roman" w:eastAsia="Times New Roman" w:cs="Times New Roman"/>
-        </w:rPr>
-        <w:t xml:space="preserve">B. Li </w:t>
-      </w:r>
-    </w:p>
-    <w:p>
-      <w:pPr>
-        <w:pStyle w:val="BodyText"/>
-        <w:ind w:left="480" w:hanging="480"/>
-        <w:spacing w:before="0" w:after="0"/>
-      </w:pPr>
-      <w:r>
-        <w:rPr>
-          <w:rFonts w:ascii="Times New Roman" w:hAnsi="Times New Roman" w:eastAsia="Times New Roman" w:cs="Times New Roman"/>
-        </w:rPr>
-        <w:t xml:space="preserve">C. Ba </w:t>
-      </w:r>
-    </w:p>
-    <w:p>
-      <w:pPr>
-        <w:pStyle w:val="BodyText"/>
-        <w:ind w:left="480" w:hanging="480"/>
-        <w:spacing w:before="0" w:after="180"/>
-      </w:pPr>
-      <w:r>
-        <w:rPr>
-          <w:rFonts w:ascii="Times New Roman" w:hAnsi="Times New Roman" w:eastAsia="Times New Roman" w:cs="Times New Roman"/>
-        </w:rPr>
-        <w:t xml:space="preserve">D. Cs</w:t>
-      </w:r>
-    </w:p>
-    <w:p>
-      <w:pPr>
-        <w:pStyle w:val="BodyText"/>
-      </w:pPr>
-      <w:r>
-        <w:rPr>
-          <w:rFonts w:ascii="Times New Roman" w:hAnsi="Times New Roman" w:eastAsia="Times New Roman" w:cs="Times New Roman"/>
-        </w:rPr>
-        <w:t xml:space="preserve">2-3 </w:t>
-      </w:r>
-      <w:r>
-        <w:rPr>
-          <w:rFonts w:hint="eastAsia" w:ascii="Times New Roman" w:hAnsi="Times New Roman" w:eastAsia="FangSong" w:cs="Times New Roman"/>
-        </w:rPr>
-        <w:t>下列过氧化物中至今尚未发现的是</w:t>
-      </w:r>
-      <w:r>
-        <w:rPr>
-          <w:rFonts w:hint="eastAsia" w:ascii="Times New Roman" w:hAnsi="Times New Roman" w:eastAsia="Times New Roman" w:cs="Times New Roman"/>
-        </w:rPr>
-        <w:t>（</w:t>
-      </w:r>
-      <w:r>
-        <w:rPr>
-          <w:rFonts w:ascii="Times New Roman" w:hAnsi="Times New Roman" w:eastAsia="Times New Roman" w:cs="Times New Roman"/>
-        </w:rPr>
-        <w:t xml:space="preserve"> </w:t>
-      </w:r>
-      <w:r>
-        <w:rPr>
-          <w:rFonts w:hint="eastAsia" w:ascii="Times New Roman" w:hAnsi="Times New Roman" w:eastAsia="Times New Roman" w:cs="Times New Roman"/>
-        </w:rPr>
-        <w:t xml:space="preserve">）。</w:t>
-      </w:r>
-    </w:p>
-    <w:p>
-      <w:pPr>
-        <w:pStyle w:val="BodyText"/>
-        <w:ind w:left="480" w:hanging="480"/>
-        <w:spacing w:after="0"/>
       </w:pPr>
       <w:r>
         <w:rPr>
@@ -431,8 +431,8 @@
     <w:p>
       <w:pPr>
         <w:pStyle w:val="BodyText"/>
+        <w:spacing w:before="0" w:after="0"/>
         <w:ind w:left="480" w:hanging="480"/>
-        <w:spacing w:before="0" w:after="0"/>
       </w:pPr>
       <w:r>
         <w:rPr>
@@ -488,8 +488,8 @@
     <w:p>
       <w:pPr>
         <w:pStyle w:val="BodyText"/>
+        <w:spacing w:before="0" w:after="0"/>
         <w:ind w:left="480" w:hanging="480"/>
-        <w:spacing w:before="0" w:after="0"/>
       </w:pPr>
       <w:r>
         <w:rPr>
@@ -557,8 +557,8 @@
     <w:p>
       <w:pPr>
         <w:pStyle w:val="BodyText"/>
+        <w:spacing w:before="0" w:after="0"/>
         <w:ind w:left="480" w:hanging="480"/>
-        <w:spacing w:before="0" w:after="180"/>
       </w:pPr>
       <w:r>
         <w:rPr>
@@ -655,8 +655,8 @@
     <w:p>
       <w:pPr>
         <w:pStyle w:val="BodyText"/>
+        <w:spacing w:before="0" w:after="0"/>
         <w:ind w:left="480" w:hanging="480"/>
-        <w:spacing w:after="0"/>
       </w:pPr>
       <w:r>
         <w:rPr>
@@ -668,34 +668,34 @@
     <w:p>
       <w:pPr>
         <w:pStyle w:val="BodyText"/>
+        <w:spacing w:before="0" w:after="0"/>
         <w:ind w:left="480" w:hanging="480"/>
+      </w:pPr>
+      <w:r>
+        <w:rPr>
+          <w:rFonts w:ascii="Times New Roman" w:hAnsi="Times New Roman" w:eastAsia="Times New Roman" w:cs="Times New Roman"/>
+        </w:rPr>
+        <w:t xml:space="preserve">B. K </w:t>
+      </w:r>
+    </w:p>
+    <w:p>
+      <w:pPr>
+        <w:pStyle w:val="BodyText"/>
         <w:spacing w:before="0" w:after="0"/>
-      </w:pPr>
-      <w:r>
-        <w:rPr>
-          <w:rFonts w:ascii="Times New Roman" w:hAnsi="Times New Roman" w:eastAsia="Times New Roman" w:cs="Times New Roman"/>
-        </w:rPr>
-        <w:t xml:space="preserve">B. K </w:t>
+        <w:ind w:left="480" w:hanging="480"/>
+      </w:pPr>
+      <w:r>
+        <w:rPr>
+          <w:rFonts w:ascii="Times New Roman" w:hAnsi="Times New Roman" w:eastAsia="Times New Roman" w:cs="Times New Roman"/>
+        </w:rPr>
+        <w:t xml:space="preserve">C. Na </w:t>
       </w:r>
     </w:p>
     <w:p>
       <w:pPr>
         <w:pStyle w:val="BodyText"/>
+        <w:spacing w:before="0" w:after="0"/>
         <w:ind w:left="480" w:hanging="480"/>
-        <w:spacing w:before="0" w:after="0"/>
-      </w:pPr>
-      <w:r>
-        <w:rPr>
-          <w:rFonts w:ascii="Times New Roman" w:hAnsi="Times New Roman" w:eastAsia="Times New Roman" w:cs="Times New Roman"/>
-        </w:rPr>
-        <w:t xml:space="preserve">C. Na </w:t>
-      </w:r>
-    </w:p>
-    <w:p>
-      <w:pPr>
-        <w:pStyle w:val="BodyText"/>
-        <w:ind w:left="480" w:hanging="480"/>
-        <w:spacing w:before="0" w:after="180"/>
       </w:pPr>
       <w:r>
         <w:rPr>
@@ -6001,8 +6001,8 @@
     <w:p>
       <w:pPr>
         <w:pStyle w:val="BodyText"/>
+        <w:spacing w:before="0" w:after="0"/>
         <w:ind w:left="480" w:hanging="480"/>
-        <w:spacing w:after="0"/>
       </w:pPr>
       <w:r>
         <w:rPr>
@@ -6050,20 +6050,45 @@
     <w:p>
       <w:pPr>
         <w:pStyle w:val="BodyText"/>
+        <w:spacing w:before="0" w:after="0"/>
         <w:ind w:left="480" w:hanging="480"/>
+      </w:pPr>
+      <w:r>
+        <w:rPr>
+          <w:rFonts w:ascii="Times New Roman" w:hAnsi="Times New Roman" w:eastAsia="Times New Roman" w:cs="Times New Roman"/>
+        </w:rPr>
+        <w:t xml:space="preserve">A. σ </w:t>
+      </w:r>
+      <w:r>
+        <w:rPr>
+          <w:rFonts w:hint="eastAsia" w:ascii="Times New Roman" w:hAnsi="Times New Roman" w:eastAsia="FangSong" w:cs="Times New Roman"/>
+        </w:rPr>
+        <w:t xml:space="preserve">键</w:t>
+      </w:r>
+      <w:r>
+        <w:rPr>
+          <w:rFonts w:ascii="Times New Roman" w:hAnsi="Times New Roman" w:eastAsia="Times New Roman" w:cs="Times New Roman"/>
+        </w:rPr>
+        <w:t xml:space="preserve">　</w:t>
+      </w:r>
+    </w:p>
+    <w:p>
+      <w:pPr>
+        <w:pStyle w:val="BodyText"/>
         <w:spacing w:before="0" w:after="0"/>
-      </w:pPr>
-      <w:r>
-        <w:rPr>
-          <w:rFonts w:ascii="Times New Roman" w:hAnsi="Times New Roman" w:eastAsia="Times New Roman" w:cs="Times New Roman"/>
-        </w:rPr>
-        <w:t xml:space="preserve">A. σ </w:t>
-      </w:r>
-      <w:r>
-        <w:rPr>
-          <w:rFonts w:hint="eastAsia" w:ascii="Times New Roman" w:hAnsi="Times New Roman" w:eastAsia="FangSong" w:cs="Times New Roman"/>
-        </w:rPr>
-        <w:t xml:space="preserve">键</w:t>
+        <w:ind w:left="480" w:hanging="480"/>
+      </w:pPr>
+      <w:r>
+        <w:rPr>
+          <w:rFonts w:ascii="Times New Roman" w:hAnsi="Times New Roman" w:eastAsia="Times New Roman" w:cs="Times New Roman"/>
+        </w:rPr>
+        <w:t xml:space="preserve">B. </w:t>
+      </w:r>
+      <w:r>
+        <w:rPr>
+          <w:rFonts w:hint="eastAsia" w:ascii="Times New Roman" w:hAnsi="Times New Roman" w:eastAsia="FangSong" w:cs="Times New Roman"/>
+        </w:rPr>
+        <w:t xml:space="preserve">金属键</w:t>
       </w:r>
       <w:r>
         <w:rPr>
@@ -6075,58 +6100,33 @@
     <w:p>
       <w:pPr>
         <w:pStyle w:val="BodyText"/>
+        <w:spacing w:before="0" w:after="0"/>
         <w:ind w:left="480" w:hanging="480"/>
+      </w:pPr>
+      <w:r>
+        <w:rPr>
+          <w:rFonts w:ascii="Times New Roman" w:hAnsi="Times New Roman" w:eastAsia="Times New Roman" w:cs="Times New Roman"/>
+        </w:rPr>
+        <w:t xml:space="preserve">C. </w:t>
+      </w:r>
+      <w:r>
+        <w:rPr>
+          <w:rFonts w:hint="eastAsia" w:ascii="Times New Roman" w:hAnsi="Times New Roman" w:eastAsia="FangSong" w:cs="Times New Roman"/>
+        </w:rPr>
+        <w:t xml:space="preserve">配位键</w:t>
+      </w:r>
+      <w:r>
+        <w:rPr>
+          <w:rFonts w:ascii="Times New Roman" w:hAnsi="Times New Roman" w:eastAsia="Times New Roman" w:cs="Times New Roman"/>
+        </w:rPr>
+        <w:t xml:space="preserve">　</w:t>
+      </w:r>
+    </w:p>
+    <w:p>
+      <w:pPr>
+        <w:pStyle w:val="BodyText"/>
         <w:spacing w:before="0" w:after="0"/>
-      </w:pPr>
-      <w:r>
-        <w:rPr>
-          <w:rFonts w:ascii="Times New Roman" w:hAnsi="Times New Roman" w:eastAsia="Times New Roman" w:cs="Times New Roman"/>
-        </w:rPr>
-        <w:t xml:space="preserve">B. </w:t>
-      </w:r>
-      <w:r>
-        <w:rPr>
-          <w:rFonts w:hint="eastAsia" w:ascii="Times New Roman" w:hAnsi="Times New Roman" w:eastAsia="FangSong" w:cs="Times New Roman"/>
-        </w:rPr>
-        <w:t xml:space="preserve">金属键</w:t>
-      </w:r>
-      <w:r>
-        <w:rPr>
-          <w:rFonts w:ascii="Times New Roman" w:hAnsi="Times New Roman" w:eastAsia="Times New Roman" w:cs="Times New Roman"/>
-        </w:rPr>
-        <w:t xml:space="preserve">　</w:t>
-      </w:r>
-    </w:p>
-    <w:p>
-      <w:pPr>
-        <w:pStyle w:val="BodyText"/>
         <w:ind w:left="480" w:hanging="480"/>
-        <w:spacing w:before="0" w:after="0"/>
-      </w:pPr>
-      <w:r>
-        <w:rPr>
-          <w:rFonts w:ascii="Times New Roman" w:hAnsi="Times New Roman" w:eastAsia="Times New Roman" w:cs="Times New Roman"/>
-        </w:rPr>
-        <w:t xml:space="preserve">C. </w:t>
-      </w:r>
-      <w:r>
-        <w:rPr>
-          <w:rFonts w:hint="eastAsia" w:ascii="Times New Roman" w:hAnsi="Times New Roman" w:eastAsia="FangSong" w:cs="Times New Roman"/>
-        </w:rPr>
-        <w:t xml:space="preserve">配位键</w:t>
-      </w:r>
-      <w:r>
-        <w:rPr>
-          <w:rFonts w:ascii="Times New Roman" w:hAnsi="Times New Roman" w:eastAsia="Times New Roman" w:cs="Times New Roman"/>
-        </w:rPr>
-        <w:t xml:space="preserve">　</w:t>
-      </w:r>
-    </w:p>
-    <w:p>
-      <w:pPr>
-        <w:pStyle w:val="BodyText"/>
-        <w:ind w:left="480" w:hanging="480"/>
-        <w:spacing w:before="0" w:after="180"/>
       </w:pPr>
       <w:r>
         <w:rPr>
@@ -7380,6 +7380,14 @@
       <w:tblPr>
         <w:tblStyle w:val="Table"/>
         <w:tblW w:type="auto" w:w="0"/>
+        <w:tblBorders>
+          <w:top w:val="single" w:sz="12" w:space="0" w:color="000000"/>
+          <w:left w:val="none" w:sz="0" w:space="0" w:color="auto"/>
+          <w:bottom w:val="single" w:sz="12" w:space="0" w:color="000000"/>
+          <w:right w:val="none" w:sz="0" w:space="0" w:color="auto"/>
+          <w:insideH w:val="none" w:sz="0" w:space="0" w:color="auto"/>
+          <w:insideV w:val="none" w:sz="0" w:space="0" w:color="auto"/>
+        </w:tblBorders>
         <w:tblLook w:firstRow="1" w:lastRow="0" w:firstColumn="0" w:lastColumn="0" w:noHBand="0" w:noVBand="0" w:val="0020"/>
       </w:tblPr>
       <w:tblGrid>
@@ -7391,7 +7399,11 @@
           <w:tblHeader w:val="on"/>
         </w:trPr>
         <w:tc>
-          <w:tcPr/>
+          <w:tcPr>
+            <w:tcBorders>
+              <w:bottom w:val="single" w:sz="8" w:space="0" w:color="000000"/>
+            </w:tcBorders>
+          </w:tcPr>
           <w:p>
             <w:pPr>
               <w:pStyle w:val="Compact"/>
@@ -7407,7 +7419,11 @@
           </w:p>
         </w:tc>
         <w:tc>
-          <w:tcPr/>
+          <w:tcPr>
+            <w:tcBorders>
+              <w:bottom w:val="single" w:sz="8" w:space="0" w:color="000000"/>
+            </w:tcBorders>
+          </w:tcPr>
           <w:p>
             <w:pPr>
               <w:pStyle w:val="Compact"/>
@@ -8428,6 +8444,14 @@
       <w:tblPr>
         <w:tblStyle w:val="Table"/>
         <w:tblW w:type="auto" w:w="0"/>
+        <w:tblBorders>
+          <w:top w:val="single" w:sz="12" w:space="0" w:color="000000"/>
+          <w:left w:val="none" w:sz="0" w:space="0" w:color="auto"/>
+          <w:bottom w:val="single" w:sz="12" w:space="0" w:color="000000"/>
+          <w:right w:val="none" w:sz="0" w:space="0" w:color="auto"/>
+          <w:insideH w:val="none" w:sz="0" w:space="0" w:color="auto"/>
+          <w:insideV w:val="none" w:sz="0" w:space="0" w:color="auto"/>
+        </w:tblBorders>
         <w:tblLook w:firstRow="1" w:lastRow="0" w:firstColumn="0" w:lastColumn="0" w:noHBand="0" w:noVBand="0" w:val="0020"/>
       </w:tblPr>
       <w:tblGrid>
@@ -8439,7 +8463,11 @@
           <w:tblHeader w:val="on"/>
         </w:trPr>
         <w:tc>
-          <w:tcPr/>
+          <w:tcPr>
+            <w:tcBorders>
+              <w:bottom w:val="single" w:sz="8" w:space="0" w:color="000000"/>
+            </w:tcBorders>
+          </w:tcPr>
           <w:p>
             <w:pPr>
               <w:pStyle w:val="Compact"/>
@@ -8455,7 +8483,11 @@
           </w:p>
         </w:tc>
         <w:tc>
-          <w:tcPr/>
+          <w:tcPr>
+            <w:tcBorders>
+              <w:bottom w:val="single" w:sz="8" w:space="0" w:color="000000"/>
+            </w:tcBorders>
+          </w:tcPr>
           <w:p>
             <w:pPr>
               <w:pStyle w:val="Compact"/>
@@ -13523,6 +13555,14 @@
       <w:tblPr>
         <w:tblStyle w:val="Table"/>
         <w:tblW w:type="auto" w:w="0"/>
+        <w:tblBorders>
+          <w:top w:val="single" w:sz="12" w:space="0" w:color="000000"/>
+          <w:left w:val="none" w:sz="0" w:space="0" w:color="auto"/>
+          <w:bottom w:val="single" w:sz="12" w:space="0" w:color="000000"/>
+          <w:right w:val="none" w:sz="0" w:space="0" w:color="auto"/>
+          <w:insideH w:val="none" w:sz="0" w:space="0" w:color="auto"/>
+          <w:insideV w:val="none" w:sz="0" w:space="0" w:color="auto"/>
+        </w:tblBorders>
         <w:tblLook w:firstRow="1" w:lastRow="0" w:firstColumn="0" w:lastColumn="0" w:noHBand="0" w:noVBand="0" w:val="0020"/>
       </w:tblPr>
       <w:tblGrid>
@@ -13534,7 +13574,11 @@
           <w:tblHeader w:val="on"/>
         </w:trPr>
         <w:tc>
-          <w:tcPr/>
+          <w:tcPr>
+            <w:tcBorders>
+              <w:bottom w:val="single" w:sz="8" w:space="0" w:color="000000"/>
+            </w:tcBorders>
+          </w:tcPr>
           <w:p>
             <w:pPr>
               <w:pStyle w:val="Compact"/>
@@ -13550,7 +13594,11 @@
           </w:p>
         </w:tc>
         <w:tc>
-          <w:tcPr/>
+          <w:tcPr>
+            <w:tcBorders>
+              <w:bottom w:val="single" w:sz="8" w:space="0" w:color="000000"/>
+            </w:tcBorders>
+          </w:tcPr>
           <w:p>
             <w:pPr>
               <w:pStyle w:val="Compact"/>
@@ -14547,6 +14595,14 @@
       <w:tblPr>
         <w:tblStyle w:val="Table"/>
         <w:tblW w:type="auto" w:w="0"/>
+        <w:tblBorders>
+          <w:top w:val="single" w:sz="12" w:space="0" w:color="000000"/>
+          <w:left w:val="none" w:sz="0" w:space="0" w:color="auto"/>
+          <w:bottom w:val="single" w:sz="12" w:space="0" w:color="000000"/>
+          <w:right w:val="none" w:sz="0" w:space="0" w:color="auto"/>
+          <w:insideH w:val="none" w:sz="0" w:space="0" w:color="auto"/>
+          <w:insideV w:val="none" w:sz="0" w:space="0" w:color="auto"/>
+        </w:tblBorders>
         <w:tblLook w:firstRow="1" w:lastRow="0" w:firstColumn="0" w:lastColumn="0" w:noHBand="0" w:noVBand="0" w:val="0020"/>
       </w:tblPr>
       <w:tblGrid>
@@ -14558,7 +14614,11 @@
           <w:tblHeader w:val="on"/>
         </w:trPr>
         <w:tc>
-          <w:tcPr/>
+          <w:tcPr>
+            <w:tcBorders>
+              <w:bottom w:val="single" w:sz="8" w:space="0" w:color="000000"/>
+            </w:tcBorders>
+          </w:tcPr>
           <w:p>
             <w:pPr>
               <w:pStyle w:val="Compact"/>
@@ -14574,7 +14634,11 @@
           </w:p>
         </w:tc>
         <w:tc>
-          <w:tcPr/>
+          <w:tcPr>
+            <w:tcBorders>
+              <w:bottom w:val="single" w:sz="8" w:space="0" w:color="000000"/>
+            </w:tcBorders>
+          </w:tcPr>
           <w:p>
             <w:pPr>
               <w:pStyle w:val="Compact"/>
@@ -15213,7 +15277,7 @@
     <ns0:rPr>
       <ns0:rFonts ns0:ascii="Times New Roman" ns0:cs="Times New Roman" ns0:eastAsia="SimHei" ns0:hAnsi="Times New Roman"/>
       <ns0:b/>
-      <ns0:color ns0:val="17324D"/>
+      <ns0:color ns0:val="000000"/>
       <ns0:sz ns0:val="44"/>
       <ns0:szCs ns0:val="56"/>
     </ns0:rPr>
@@ -15355,7 +15419,7 @@
     <ns0:rPr>
       <ns0:rFonts ns0:ascii="Times New Roman" ns0:cs="Times New Roman" ns0:eastAsia="SimHei" ns0:hAnsi="Times New Roman"/>
       <ns0:b/>
-      <ns0:color ns0:val="17324D"/>
+      <ns0:color ns0:val="000000"/>
       <ns0:sz ns0:val="32"/>
       <ns0:szCs ns0:val="40"/>
     </ns0:rPr>
@@ -15379,7 +15443,7 @@
     <ns0:rPr>
       <ns0:rFonts ns0:ascii="Times New Roman" ns0:cs="Times New Roman" ns0:eastAsia="SimHei" ns0:hAnsi="Times New Roman"/>
       <ns0:b/>
-      <ns0:color ns0:val="17324D"/>
+      <ns0:color ns0:val="000000"/>
       <ns0:sz ns0:val="28"/>
       <ns0:szCs ns0:val="32"/>
     </ns0:rPr>
@@ -15403,7 +15467,7 @@
     <ns0:rPr>
       <ns0:rFonts ns0:ascii="Times New Roman" ns0:cs="Times New Roman" ns0:eastAsia="SimHei" ns0:hAnsi="Times New Roman"/>
       <ns0:b/>
-      <ns0:color ns0:val="17324D"/>
+      <ns0:color ns0:val="000000"/>
       <ns0:sz ns0:val="25"/>
       <ns0:szCs ns0:val="28"/>
     </ns0:rPr>
